--- a/customer-portal/templates/模拟计算需求单-动态参考模板.docx
+++ b/customer-portal/templates/模拟计算需求单-动态参考模板.docx
@@ -4,229 +4,48 @@
   <w:body>
     <w:p>
       <w:pPr>
-        <w:spacing w:after="100"/>
         <w:jc w:val="center"/>
       </w:pPr>
       <w:r>
         <w:rPr>
-          <w:rFonts w:ascii="Microsoft YaHei" w:hAnsi="Microsoft YaHei" w:eastAsia="微软雅黑"/>
           <w:b/>
           <w:sz w:val="36"/>
         </w:rPr>
         <w:t>模拟计算需求单</w:t>
       </w:r>
     </w:p>
+    <w:p>
+      <w:pPr>
+        <w:jc w:val="center"/>
+      </w:pPr>
+      <w:r>
+        <w:t>上海红祺腾达信息技术有限公司 · HQTD Scientific</w:t>
+      </w:r>
+    </w:p>
     <w:tbl>
       <w:tblPr>
+        <w:tblStyle w:val="TableGrid"/>
         <w:tblW w:type="auto" w:w="0"/>
         <w:jc w:val="center"/>
-        <w:tblLayout w:type="fixed"/>
         <w:tblLook w:firstColumn="1" w:firstRow="1" w:lastColumn="0" w:lastRow="0" w:noHBand="0" w:noVBand="1" w:val="04A0"/>
       </w:tblPr>
       <w:tblGrid>
-        <w:gridCol w:w="2677"/>
-        <w:gridCol w:w="2677"/>
-        <w:gridCol w:w="2677"/>
-        <w:gridCol w:w="2677"/>
+        <w:gridCol w:w="2268"/>
+        <w:gridCol w:w="6803"/>
       </w:tblGrid>
       <w:tr>
         <w:tc>
           <w:tcPr>
-            <w:tcW w:type="dxa" w:w="1701"/>
-            <w:tcBorders>
-              <w:top w:val="single" w:sz="8" w:color="0070C0"/>
-              <w:left w:val="single" w:sz="8" w:color="0070C0"/>
-              <w:bottom w:val="single" w:sz="8" w:color="0070C0"/>
-              <w:right w:val="single" w:sz="8" w:color="0070C0"/>
-              <w:insideH w:val="single" w:sz="8" w:color="0070C0"/>
-              <w:insideV w:val="single" w:sz="8" w:color="0070C0"/>
-            </w:tcBorders>
-            <w:shd w:fill="EAF3F8"/>
+            <w:tcW w:type="dxa" w:w="2268"/>
             <w:vAlign w:val="center"/>
+            <w:shd w:fill="DDEBF7"/>
           </w:tcPr>
           <w:p>
-            <w:pPr>
-              <w:spacing w:after="0" w:before="0"/>
-            </w:pPr>
             <w:r/>
             <w:r>
               <w:rPr>
-                <w:rFonts w:ascii="Microsoft YaHei" w:hAnsi="Microsoft YaHei" w:eastAsia="微软雅黑"/>
                 <w:b/>
-                <w:sz w:val="19"/>
-              </w:rPr>
-              <w:t>订单编号</w:t>
-            </w:r>
-          </w:p>
-        </w:tc>
-        <w:tc>
-          <w:tcPr>
-            <w:tcW w:type="dxa" w:w="3600"/>
-            <w:tcBorders>
-              <w:top w:val="single" w:sz="8" w:color="0070C0"/>
-              <w:left w:val="single" w:sz="8" w:color="0070C0"/>
-              <w:bottom w:val="single" w:sz="8" w:color="0070C0"/>
-              <w:right w:val="single" w:sz="8" w:color="0070C0"/>
-              <w:insideH w:val="single" w:sz="8" w:color="0070C0"/>
-              <w:insideV w:val="single" w:sz="8" w:color="0070C0"/>
-            </w:tcBorders>
-            <w:vAlign w:val="center"/>
-          </w:tcPr>
-          <w:p>
-            <w:pPr>
-              <w:spacing w:after="0" w:before="0"/>
-            </w:pPr>
-            <w:r/>
-            <w:r>
-              <w:rPr>
-                <w:rFonts w:ascii="Microsoft YaHei" w:hAnsi="Microsoft YaHei" w:eastAsia="微软雅黑"/>
-                <w:b w:val="0"/>
-                <w:sz w:val="18"/>
-              </w:rPr>
-              <w:t>{{businessNo}}</w:t>
-            </w:r>
-          </w:p>
-        </w:tc>
-        <w:tc>
-          <w:tcPr>
-            <w:tcW w:type="dxa" w:w="1531"/>
-            <w:tcBorders>
-              <w:top w:val="single" w:sz="8" w:color="0070C0"/>
-              <w:left w:val="single" w:sz="8" w:color="0070C0"/>
-              <w:bottom w:val="single" w:sz="8" w:color="0070C0"/>
-              <w:right w:val="single" w:sz="8" w:color="0070C0"/>
-              <w:insideH w:val="single" w:sz="8" w:color="0070C0"/>
-              <w:insideV w:val="single" w:sz="8" w:color="0070C0"/>
-            </w:tcBorders>
-            <w:shd w:fill="EAF3F8"/>
-            <w:vAlign w:val="center"/>
-          </w:tcPr>
-          <w:p>
-            <w:pPr>
-              <w:spacing w:after="0" w:before="0"/>
-            </w:pPr>
-            <w:r/>
-            <w:r>
-              <w:rPr>
-                <w:rFonts w:ascii="Microsoft YaHei" w:hAnsi="Microsoft YaHei" w:eastAsia="微软雅黑"/>
-                <w:b/>
-                <w:sz w:val="19"/>
-              </w:rPr>
-              <w:t>提交日期</w:t>
-            </w:r>
-          </w:p>
-        </w:tc>
-        <w:tc>
-          <w:tcPr>
-            <w:tcW w:type="dxa" w:w="3231"/>
-            <w:tcBorders>
-              <w:top w:val="single" w:sz="8" w:color="0070C0"/>
-              <w:left w:val="single" w:sz="8" w:color="0070C0"/>
-              <w:bottom w:val="single" w:sz="8" w:color="0070C0"/>
-              <w:right w:val="single" w:sz="8" w:color="0070C0"/>
-              <w:insideH w:val="single" w:sz="8" w:color="0070C0"/>
-              <w:insideV w:val="single" w:sz="8" w:color="0070C0"/>
-            </w:tcBorders>
-            <w:vAlign w:val="center"/>
-          </w:tcPr>
-          <w:p>
-            <w:pPr>
-              <w:spacing w:after="0" w:before="0"/>
-            </w:pPr>
-            <w:r/>
-            <w:r>
-              <w:rPr>
-                <w:rFonts w:ascii="Microsoft YaHei" w:hAnsi="Microsoft YaHei" w:eastAsia="微软雅黑"/>
-                <w:b w:val="0"/>
-                <w:sz w:val="18"/>
-              </w:rPr>
-              <w:t>{{submissionDate}}</w:t>
-            </w:r>
-          </w:p>
-        </w:tc>
-      </w:tr>
-      <w:tr>
-        <w:tc>
-          <w:tcPr>
-            <w:tcW w:type="dxa" w:w="1701"/>
-            <w:tcBorders>
-              <w:top w:val="single" w:sz="8" w:color="0070C0"/>
-              <w:left w:val="single" w:sz="8" w:color="0070C0"/>
-              <w:bottom w:val="single" w:sz="8" w:color="0070C0"/>
-              <w:right w:val="single" w:sz="8" w:color="0070C0"/>
-              <w:insideH w:val="single" w:sz="8" w:color="0070C0"/>
-              <w:insideV w:val="single" w:sz="8" w:color="0070C0"/>
-            </w:tcBorders>
-            <w:shd w:fill="EAF3F8"/>
-            <w:vAlign w:val="center"/>
-          </w:tcPr>
-          <w:p>
-            <w:pPr>
-              <w:spacing w:after="0" w:before="0"/>
-            </w:pPr>
-            <w:r/>
-            <w:r>
-              <w:rPr>
-                <w:rFonts w:ascii="Microsoft YaHei" w:hAnsi="Microsoft YaHei" w:eastAsia="微软雅黑"/>
-                <w:b/>
-                <w:sz w:val="19"/>
-              </w:rPr>
-              <w:t>委托单位</w:t>
-            </w:r>
-          </w:p>
-        </w:tc>
-        <w:tc>
-          <w:tcPr>
-            <w:tcW w:type="dxa" w:w="3600"/>
-            <w:tcBorders>
-              <w:top w:val="single" w:sz="8" w:color="0070C0"/>
-              <w:left w:val="single" w:sz="8" w:color="0070C0"/>
-              <w:bottom w:val="single" w:sz="8" w:color="0070C0"/>
-              <w:right w:val="single" w:sz="8" w:color="0070C0"/>
-              <w:insideH w:val="single" w:sz="8" w:color="0070C0"/>
-              <w:insideV w:val="single" w:sz="8" w:color="0070C0"/>
-            </w:tcBorders>
-            <w:vAlign w:val="center"/>
-          </w:tcPr>
-          <w:p>
-            <w:pPr>
-              <w:spacing w:after="0" w:before="0"/>
-            </w:pPr>
-            <w:r/>
-            <w:r>
-              <w:rPr>
-                <w:rFonts w:ascii="Microsoft YaHei" w:hAnsi="Microsoft YaHei" w:eastAsia="微软雅黑"/>
-                <w:b w:val="0"/>
-                <w:sz w:val="18"/>
-              </w:rPr>
-              <w:t>{{organization}}</w:t>
-            </w:r>
-          </w:p>
-        </w:tc>
-        <w:tc>
-          <w:tcPr>
-            <w:tcW w:type="dxa" w:w="1531"/>
-            <w:tcBorders>
-              <w:top w:val="single" w:sz="8" w:color="0070C0"/>
-              <w:left w:val="single" w:sz="8" w:color="0070C0"/>
-              <w:bottom w:val="single" w:sz="8" w:color="0070C0"/>
-              <w:right w:val="single" w:sz="8" w:color="0070C0"/>
-              <w:insideH w:val="single" w:sz="8" w:color="0070C0"/>
-              <w:insideV w:val="single" w:sz="8" w:color="0070C0"/>
-            </w:tcBorders>
-            <w:shd w:fill="EAF3F8"/>
-            <w:vAlign w:val="center"/>
-          </w:tcPr>
-          <w:p>
-            <w:pPr>
-              <w:spacing w:after="0" w:before="0"/>
-            </w:pPr>
-            <w:r/>
-            <w:r>
-              <w:rPr>
-                <w:rFonts w:ascii="Microsoft YaHei" w:hAnsi="Microsoft YaHei" w:eastAsia="微软雅黑"/>
-                <w:b/>
-                <w:sz w:val="19"/>
+                <w:sz w:val="21"/>
               </w:rPr>
               <w:t>联系人</w:t>
             </w:r>
@@ -234,455 +53,19 @@
         </w:tc>
         <w:tc>
           <w:tcPr>
-            <w:tcW w:type="dxa" w:w="3231"/>
-            <w:tcBorders>
-              <w:top w:val="single" w:sz="8" w:color="0070C0"/>
-              <w:left w:val="single" w:sz="8" w:color="0070C0"/>
-              <w:bottom w:val="single" w:sz="8" w:color="0070C0"/>
-              <w:right w:val="single" w:sz="8" w:color="0070C0"/>
-              <w:insideH w:val="single" w:sz="8" w:color="0070C0"/>
-              <w:insideV w:val="single" w:sz="8" w:color="0070C0"/>
-            </w:tcBorders>
+            <w:tcW w:type="dxa" w:w="6803"/>
             <w:vAlign w:val="center"/>
           </w:tcPr>
           <w:p>
             <w:pPr>
-              <w:spacing w:after="0" w:before="0"/>
+              <w:spacing w:after="240"/>
             </w:pPr>
             <w:r/>
             <w:r>
               <w:rPr>
-                <w:rFonts w:ascii="Microsoft YaHei" w:hAnsi="Microsoft YaHei" w:eastAsia="微软雅黑"/>
                 <w:b w:val="0"/>
-                <w:sz w:val="18"/>
+                <w:sz w:val="21"/>
               </w:rPr>
-              <w:t>{{contactName}}</w:t>
-            </w:r>
-          </w:p>
-        </w:tc>
-      </w:tr>
-      <w:tr>
-        <w:tc>
-          <w:tcPr>
-            <w:tcW w:type="dxa" w:w="1701"/>
-            <w:tcBorders>
-              <w:top w:val="single" w:sz="8" w:color="0070C0"/>
-              <w:left w:val="single" w:sz="8" w:color="0070C0"/>
-              <w:bottom w:val="single" w:sz="8" w:color="0070C0"/>
-              <w:right w:val="single" w:sz="8" w:color="0070C0"/>
-              <w:insideH w:val="single" w:sz="8" w:color="0070C0"/>
-              <w:insideV w:val="single" w:sz="8" w:color="0070C0"/>
-            </w:tcBorders>
-            <w:shd w:fill="EAF3F8"/>
-            <w:vAlign w:val="center"/>
-          </w:tcPr>
-          <w:p>
-            <w:pPr>
-              <w:spacing w:after="0" w:before="0"/>
-            </w:pPr>
-            <w:r/>
-            <w:r>
-              <w:rPr>
-                <w:rFonts w:ascii="Microsoft YaHei" w:hAnsi="Microsoft YaHei" w:eastAsia="微软雅黑"/>
-                <w:b/>
-                <w:sz w:val="19"/>
-              </w:rPr>
-              <w:t>联系电话</w:t>
-            </w:r>
-          </w:p>
-        </w:tc>
-        <w:tc>
-          <w:tcPr>
-            <w:tcW w:type="dxa" w:w="3600"/>
-            <w:tcBorders>
-              <w:top w:val="single" w:sz="8" w:color="0070C0"/>
-              <w:left w:val="single" w:sz="8" w:color="0070C0"/>
-              <w:bottom w:val="single" w:sz="8" w:color="0070C0"/>
-              <w:right w:val="single" w:sz="8" w:color="0070C0"/>
-              <w:insideH w:val="single" w:sz="8" w:color="0070C0"/>
-              <w:insideV w:val="single" w:sz="8" w:color="0070C0"/>
-            </w:tcBorders>
-            <w:vAlign w:val="center"/>
-          </w:tcPr>
-          <w:p>
-            <w:pPr>
-              <w:spacing w:after="0" w:before="0"/>
-            </w:pPr>
-            <w:r/>
-            <w:r>
-              <w:rPr>
-                <w:rFonts w:ascii="Microsoft YaHei" w:hAnsi="Microsoft YaHei" w:eastAsia="微软雅黑"/>
-                <w:b w:val="0"/>
-                <w:sz w:val="18"/>
-              </w:rPr>
-              <w:t>{{phone}}</w:t>
-            </w:r>
-          </w:p>
-        </w:tc>
-        <w:tc>
-          <w:tcPr>
-            <w:tcW w:type="dxa" w:w="1531"/>
-            <w:tcBorders>
-              <w:top w:val="single" w:sz="8" w:color="0070C0"/>
-              <w:left w:val="single" w:sz="8" w:color="0070C0"/>
-              <w:bottom w:val="single" w:sz="8" w:color="0070C0"/>
-              <w:right w:val="single" w:sz="8" w:color="0070C0"/>
-              <w:insideH w:val="single" w:sz="8" w:color="0070C0"/>
-              <w:insideV w:val="single" w:sz="8" w:color="0070C0"/>
-            </w:tcBorders>
-            <w:shd w:fill="EAF3F8"/>
-            <w:vAlign w:val="center"/>
-          </w:tcPr>
-          <w:p>
-            <w:pPr>
-              <w:spacing w:after="0" w:before="0"/>
-            </w:pPr>
-            <w:r/>
-            <w:r>
-              <w:rPr>
-                <w:rFonts w:ascii="Microsoft YaHei" w:hAnsi="Microsoft YaHei" w:eastAsia="微软雅黑"/>
-                <w:b/>
-                <w:sz w:val="19"/>
-              </w:rPr>
-              <w:t>电子邮箱</w:t>
-            </w:r>
-          </w:p>
-        </w:tc>
-        <w:tc>
-          <w:tcPr>
-            <w:tcW w:type="dxa" w:w="3231"/>
-            <w:tcBorders>
-              <w:top w:val="single" w:sz="8" w:color="0070C0"/>
-              <w:left w:val="single" w:sz="8" w:color="0070C0"/>
-              <w:bottom w:val="single" w:sz="8" w:color="0070C0"/>
-              <w:right w:val="single" w:sz="8" w:color="0070C0"/>
-              <w:insideH w:val="single" w:sz="8" w:color="0070C0"/>
-              <w:insideV w:val="single" w:sz="8" w:color="0070C0"/>
-            </w:tcBorders>
-            <w:vAlign w:val="center"/>
-          </w:tcPr>
-          <w:p>
-            <w:pPr>
-              <w:spacing w:after="0" w:before="0"/>
-            </w:pPr>
-            <w:r/>
-            <w:r>
-              <w:rPr>
-                <w:rFonts w:ascii="Microsoft YaHei" w:hAnsi="Microsoft YaHei" w:eastAsia="微软雅黑"/>
-                <w:b w:val="0"/>
-                <w:sz w:val="18"/>
-              </w:rPr>
-              <w:t>{{email}}</w:t>
-            </w:r>
-          </w:p>
-        </w:tc>
-      </w:tr>
-      <w:tr>
-        <w:tc>
-          <w:tcPr>
-            <w:tcW w:type="dxa" w:w="1701"/>
-            <w:tcBorders>
-              <w:top w:val="single" w:sz="8" w:color="0070C0"/>
-              <w:left w:val="single" w:sz="8" w:color="0070C0"/>
-              <w:bottom w:val="single" w:sz="8" w:color="0070C0"/>
-              <w:right w:val="single" w:sz="8" w:color="0070C0"/>
-              <w:insideH w:val="single" w:sz="8" w:color="0070C0"/>
-              <w:insideV w:val="single" w:sz="8" w:color="0070C0"/>
-            </w:tcBorders>
-            <w:shd w:fill="EAF3F8"/>
-            <w:vAlign w:val="center"/>
-          </w:tcPr>
-          <w:p>
-            <w:pPr>
-              <w:spacing w:after="0" w:before="0"/>
-            </w:pPr>
-            <w:r/>
-            <w:r>
-              <w:rPr>
-                <w:rFonts w:ascii="Microsoft YaHei" w:hAnsi="Microsoft YaHei" w:eastAsia="微软雅黑"/>
-                <w:b/>
-                <w:sz w:val="19"/>
-              </w:rPr>
-              <w:t>项目/课题名称</w:t>
-            </w:r>
-          </w:p>
-        </w:tc>
-        <w:tc>
-          <w:tcPr>
-            <w:tcW w:type="dxa" w:w="3600"/>
-            <w:tcBorders>
-              <w:top w:val="single" w:sz="8" w:color="0070C0"/>
-              <w:left w:val="single" w:sz="8" w:color="0070C0"/>
-              <w:bottom w:val="single" w:sz="8" w:color="0070C0"/>
-              <w:right w:val="single" w:sz="8" w:color="0070C0"/>
-              <w:insideH w:val="single" w:sz="8" w:color="0070C0"/>
-              <w:insideV w:val="single" w:sz="8" w:color="0070C0"/>
-            </w:tcBorders>
-            <w:vAlign w:val="center"/>
-          </w:tcPr>
-          <w:p>
-            <w:pPr>
-              <w:spacing w:after="0" w:before="0"/>
-            </w:pPr>
-            <w:r/>
-            <w:r>
-              <w:rPr>
-                <w:rFonts w:ascii="Microsoft YaHei" w:hAnsi="Microsoft YaHei" w:eastAsia="微软雅黑"/>
-                <w:b w:val="0"/>
-                <w:sz w:val="18"/>
-              </w:rPr>
-              <w:t>{{projectName}}</w:t>
-            </w:r>
-          </w:p>
-        </w:tc>
-        <w:tc>
-          <w:tcPr>
-            <w:tcW w:type="dxa" w:w="1531"/>
-            <w:tcBorders>
-              <w:top w:val="single" w:sz="8" w:color="0070C0"/>
-              <w:left w:val="single" w:sz="8" w:color="0070C0"/>
-              <w:bottom w:val="single" w:sz="8" w:color="0070C0"/>
-              <w:right w:val="single" w:sz="8" w:color="0070C0"/>
-              <w:insideH w:val="single" w:sz="8" w:color="0070C0"/>
-              <w:insideV w:val="single" w:sz="8" w:color="0070C0"/>
-            </w:tcBorders>
-            <w:shd w:fill="EAF3F8"/>
-            <w:vAlign w:val="center"/>
-          </w:tcPr>
-          <w:p>
-            <w:pPr>
-              <w:spacing w:after="0" w:before="0"/>
-            </w:pPr>
-            <w:r/>
-            <w:r>
-              <w:rPr>
-                <w:rFonts w:ascii="Microsoft YaHei" w:hAnsi="Microsoft YaHei" w:eastAsia="微软雅黑"/>
-                <w:b/>
-                <w:sz w:val="19"/>
-              </w:rPr>
-              <w:t>期望完成日期</w:t>
-            </w:r>
-          </w:p>
-        </w:tc>
-        <w:tc>
-          <w:tcPr>
-            <w:tcW w:type="dxa" w:w="3231"/>
-            <w:tcBorders>
-              <w:top w:val="single" w:sz="8" w:color="0070C0"/>
-              <w:left w:val="single" w:sz="8" w:color="0070C0"/>
-              <w:bottom w:val="single" w:sz="8" w:color="0070C0"/>
-              <w:right w:val="single" w:sz="8" w:color="0070C0"/>
-              <w:insideH w:val="single" w:sz="8" w:color="0070C0"/>
-              <w:insideV w:val="single" w:sz="8" w:color="0070C0"/>
-            </w:tcBorders>
-            <w:vAlign w:val="center"/>
-          </w:tcPr>
-          <w:p>
-            <w:pPr>
-              <w:spacing w:after="0" w:before="0"/>
-            </w:pPr>
-            <w:r/>
-            <w:r>
-              <w:rPr>
-                <w:rFonts w:ascii="Microsoft YaHei" w:hAnsi="Microsoft YaHei" w:eastAsia="微软雅黑"/>
-                <w:b w:val="0"/>
-                <w:sz w:val="18"/>
-              </w:rPr>
-              <w:t>{{expectedDate}}</w:t>
-            </w:r>
-          </w:p>
-        </w:tc>
-      </w:tr>
-      <w:tr>
-        <w:tc>
-          <w:tcPr>
-            <w:tcW w:type="dxa" w:w="1701"/>
-            <w:tcBorders>
-              <w:top w:val="single" w:sz="8" w:color="0070C0"/>
-              <w:left w:val="single" w:sz="8" w:color="0070C0"/>
-              <w:bottom w:val="single" w:sz="8" w:color="0070C0"/>
-              <w:right w:val="single" w:sz="8" w:color="0070C0"/>
-              <w:insideH w:val="single" w:sz="8" w:color="0070C0"/>
-              <w:insideV w:val="single" w:sz="8" w:color="0070C0"/>
-            </w:tcBorders>
-            <w:shd w:fill="EAF3F8"/>
-            <w:vAlign w:val="center"/>
-          </w:tcPr>
-          <w:p>
-            <w:pPr>
-              <w:spacing w:after="0" w:before="0"/>
-            </w:pPr>
-            <w:r/>
-            <w:r>
-              <w:rPr>
-                <w:rFonts w:ascii="Microsoft YaHei" w:hAnsi="Microsoft YaHei" w:eastAsia="微软雅黑"/>
-                <w:b/>
-                <w:sz w:val="19"/>
-              </w:rPr>
-              <w:t>预算范围</w:t>
-            </w:r>
-          </w:p>
-        </w:tc>
-        <w:tc>
-          <w:tcPr>
-            <w:tcW w:type="dxa" w:w="3600"/>
-            <w:tcBorders>
-              <w:top w:val="single" w:sz="8" w:color="0070C0"/>
-              <w:left w:val="single" w:sz="8" w:color="0070C0"/>
-              <w:bottom w:val="single" w:sz="8" w:color="0070C0"/>
-              <w:right w:val="single" w:sz="8" w:color="0070C0"/>
-              <w:insideH w:val="single" w:sz="8" w:color="0070C0"/>
-              <w:insideV w:val="single" w:sz="8" w:color="0070C0"/>
-            </w:tcBorders>
-            <w:vAlign w:val="center"/>
-          </w:tcPr>
-          <w:p>
-            <w:pPr>
-              <w:spacing w:after="0" w:before="0"/>
-            </w:pPr>
-            <w:r/>
-            <w:r>
-              <w:rPr>
-                <w:rFonts w:ascii="Microsoft YaHei" w:hAnsi="Microsoft YaHei" w:eastAsia="微软雅黑"/>
-                <w:b w:val="0"/>
-                <w:sz w:val="18"/>
-              </w:rPr>
-              <w:t>{{budget}}</w:t>
-            </w:r>
-          </w:p>
-        </w:tc>
-        <w:tc>
-          <w:tcPr>
-            <w:tcW w:type="dxa" w:w="1531"/>
-            <w:tcBorders>
-              <w:top w:val="single" w:sz="8" w:color="0070C0"/>
-              <w:left w:val="single" w:sz="8" w:color="0070C0"/>
-              <w:bottom w:val="single" w:sz="8" w:color="0070C0"/>
-              <w:right w:val="single" w:sz="8" w:color="0070C0"/>
-              <w:insideH w:val="single" w:sz="8" w:color="0070C0"/>
-              <w:insideV w:val="single" w:sz="8" w:color="0070C0"/>
-            </w:tcBorders>
-            <w:shd w:fill="EAF3F8"/>
-            <w:vAlign w:val="center"/>
-          </w:tcPr>
-          <w:p>
-            <w:pPr>
-              <w:spacing w:after="0" w:before="0"/>
-            </w:pPr>
-            <w:r/>
-            <w:r>
-              <w:rPr>
-                <w:rFonts w:ascii="Microsoft YaHei" w:hAnsi="Microsoft YaHei" w:eastAsia="微软雅黑"/>
-                <w:b/>
-                <w:sz w:val="19"/>
-              </w:rPr>
-              <w:t>提交方式</w:t>
-            </w:r>
-          </w:p>
-        </w:tc>
-        <w:tc>
-          <w:tcPr>
-            <w:tcW w:type="dxa" w:w="3231"/>
-            <w:tcBorders>
-              <w:top w:val="single" w:sz="8" w:color="0070C0"/>
-              <w:left w:val="single" w:sz="8" w:color="0070C0"/>
-              <w:bottom w:val="single" w:sz="8" w:color="0070C0"/>
-              <w:right w:val="single" w:sz="8" w:color="0070C0"/>
-              <w:insideH w:val="single" w:sz="8" w:color="0070C0"/>
-              <w:insideV w:val="single" w:sz="8" w:color="0070C0"/>
-            </w:tcBorders>
-            <w:vAlign w:val="center"/>
-          </w:tcPr>
-          <w:p>
-            <w:pPr>
-              <w:spacing w:after="0" w:before="0"/>
-            </w:pPr>
-            <w:r/>
-            <w:r>
-              <w:rPr>
-                <w:rFonts w:ascii="Microsoft YaHei" w:hAnsi="Microsoft YaHei" w:eastAsia="微软雅黑"/>
-                <w:b w:val="0"/>
-                <w:sz w:val="18"/>
-              </w:rPr>
-              <w:t>{{submissionMode}}</w:t>
-            </w:r>
-          </w:p>
-        </w:tc>
-      </w:tr>
-    </w:tbl>
-    <w:p>
-      <w:pPr>
-        <w:spacing w:after="0"/>
-      </w:pPr>
-    </w:p>
-    <w:tbl>
-      <w:tblPr>
-        <w:tblW w:type="auto" w:w="0"/>
-        <w:jc w:val="center"/>
-        <w:tblLayout w:type="fixed"/>
-        <w:tblLook w:firstColumn="1" w:firstRow="1" w:lastColumn="0" w:lastRow="0" w:noHBand="0" w:noVBand="1" w:val="04A0"/>
-      </w:tblPr>
-      <w:tblGrid>
-        <w:gridCol w:w="5355"/>
-        <w:gridCol w:w="5355"/>
-      </w:tblGrid>
-      <w:tr>
-        <w:tc>
-          <w:tcPr>
-            <w:tcW w:type="dxa" w:w="2268"/>
-            <w:tcBorders>
-              <w:top w:val="single" w:sz="8" w:color="0070C0"/>
-              <w:left w:val="single" w:sz="8" w:color="0070C0"/>
-              <w:bottom w:val="single" w:sz="8" w:color="0070C0"/>
-              <w:right w:val="single" w:sz="8" w:color="0070C0"/>
-              <w:insideH w:val="single" w:sz="8" w:color="0070C0"/>
-              <w:insideV w:val="single" w:sz="8" w:color="0070C0"/>
-            </w:tcBorders>
-            <w:shd w:fill="EAF3F8"/>
-            <w:vAlign w:val="center"/>
-          </w:tcPr>
-          <w:p>
-            <w:pPr>
-              <w:spacing w:after="0" w:before="0"/>
-            </w:pPr>
-            <w:r/>
-            <w:r>
-              <w:rPr>
-                <w:rFonts w:ascii="Microsoft YaHei" w:hAnsi="Microsoft YaHei" w:eastAsia="微软雅黑"/>
-                <w:b/>
-                <w:sz w:val="19"/>
-              </w:rPr>
-              <w:t>一、计算主要目的</w:t>
-            </w:r>
-          </w:p>
-        </w:tc>
-        <w:tc>
-          <w:tcPr>
-            <w:tcW w:type="dxa" w:w="7795"/>
-            <w:tcBorders>
-              <w:top w:val="single" w:sz="8" w:color="0070C0"/>
-              <w:left w:val="single" w:sz="8" w:color="0070C0"/>
-              <w:bottom w:val="single" w:sz="8" w:color="0070C0"/>
-              <w:right w:val="single" w:sz="8" w:color="0070C0"/>
-              <w:insideH w:val="single" w:sz="8" w:color="0070C0"/>
-              <w:insideV w:val="single" w:sz="8" w:color="0070C0"/>
-            </w:tcBorders>
-            <w:vAlign w:val="center"/>
-          </w:tcPr>
-          <w:p>
-            <w:pPr>
-              <w:spacing w:after="0" w:before="0"/>
-            </w:pPr>
-            <w:r/>
-            <w:r>
-              <w:rPr>
-                <w:rFonts w:ascii="Microsoft YaHei" w:hAnsi="Microsoft YaHei" w:eastAsia="微软雅黑"/>
-                <w:b w:val="0"/>
-                <w:sz w:val="17"/>
-              </w:rPr>
-              <w:t>{{calculationPurpose}}</w:t>
-              <w:br/>
-              <w:t>提示：说明希望通过模拟计算解决的科学问题、验证的机理及预期结论。</w:t>
             </w:r>
           </w:p>
         </w:tc>
@@ -691,59 +74,35 @@
         <w:tc>
           <w:tcPr>
             <w:tcW w:type="dxa" w:w="2268"/>
-            <w:tcBorders>
-              <w:top w:val="single" w:sz="8" w:color="0070C0"/>
-              <w:left w:val="single" w:sz="8" w:color="0070C0"/>
-              <w:bottom w:val="single" w:sz="8" w:color="0070C0"/>
-              <w:right w:val="single" w:sz="8" w:color="0070C0"/>
-              <w:insideH w:val="single" w:sz="8" w:color="0070C0"/>
-              <w:insideV w:val="single" w:sz="8" w:color="0070C0"/>
-            </w:tcBorders>
-            <w:shd w:fill="EAF3F8"/>
             <w:vAlign w:val="center"/>
+            <w:shd w:fill="DDEBF7"/>
           </w:tcPr>
           <w:p>
-            <w:pPr>
-              <w:spacing w:after="0" w:before="0"/>
-            </w:pPr>
             <w:r/>
             <w:r>
               <w:rPr>
-                <w:rFonts w:ascii="Microsoft YaHei" w:hAnsi="Microsoft YaHei" w:eastAsia="微软雅黑"/>
                 <w:b/>
-                <w:sz w:val="19"/>
+                <w:sz w:val="21"/>
               </w:rPr>
-              <w:t>二、材料与模型基本信息</w:t>
+              <w:t>单位/学校</w:t>
             </w:r>
           </w:p>
         </w:tc>
         <w:tc>
           <w:tcPr>
-            <w:tcW w:type="dxa" w:w="7795"/>
-            <w:tcBorders>
-              <w:top w:val="single" w:sz="8" w:color="0070C0"/>
-              <w:left w:val="single" w:sz="8" w:color="0070C0"/>
-              <w:bottom w:val="single" w:sz="8" w:color="0070C0"/>
-              <w:right w:val="single" w:sz="8" w:color="0070C0"/>
-              <w:insideH w:val="single" w:sz="8" w:color="0070C0"/>
-              <w:insideV w:val="single" w:sz="8" w:color="0070C0"/>
-            </w:tcBorders>
+            <w:tcW w:type="dxa" w:w="6803"/>
             <w:vAlign w:val="center"/>
           </w:tcPr>
           <w:p>
             <w:pPr>
-              <w:spacing w:after="0" w:before="0"/>
+              <w:spacing w:after="240"/>
             </w:pPr>
             <w:r/>
             <w:r>
               <w:rPr>
-                <w:rFonts w:ascii="Microsoft YaHei" w:hAnsi="Microsoft YaHei" w:eastAsia="微软雅黑"/>
                 <w:b w:val="0"/>
-                <w:sz w:val="17"/>
+                <w:sz w:val="21"/>
               </w:rPr>
-              <w:t>{{basicInformation}}</w:t>
-              <w:br/>
-              <w:t>提示：请提供 CIF、POSCAR、PDB、MOL、XYZ 等结构文件，并说明晶面、原子取代、缺陷、官能团、溶剂及实验条件。</w:t>
             </w:r>
           </w:p>
         </w:tc>
@@ -752,59 +111,35 @@
         <w:tc>
           <w:tcPr>
             <w:tcW w:type="dxa" w:w="2268"/>
-            <w:tcBorders>
-              <w:top w:val="single" w:sz="8" w:color="0070C0"/>
-              <w:left w:val="single" w:sz="8" w:color="0070C0"/>
-              <w:bottom w:val="single" w:sz="8" w:color="0070C0"/>
-              <w:right w:val="single" w:sz="8" w:color="0070C0"/>
-              <w:insideH w:val="single" w:sz="8" w:color="0070C0"/>
-              <w:insideV w:val="single" w:sz="8" w:color="0070C0"/>
-            </w:tcBorders>
-            <w:shd w:fill="EAF3F8"/>
             <w:vAlign w:val="center"/>
+            <w:shd w:fill="DDEBF7"/>
           </w:tcPr>
           <w:p>
-            <w:pPr>
-              <w:spacing w:after="0" w:before="0"/>
-            </w:pPr>
             <w:r/>
             <w:r>
               <w:rPr>
-                <w:rFonts w:ascii="Microsoft YaHei" w:hAnsi="Microsoft YaHei" w:eastAsia="微软雅黑"/>
                 <w:b/>
-                <w:sz w:val="19"/>
+                <w:sz w:val="21"/>
               </w:rPr>
-              <w:t>三、明确计算需求</w:t>
+              <w:t>手机号</w:t>
             </w:r>
           </w:p>
         </w:tc>
         <w:tc>
           <w:tcPr>
-            <w:tcW w:type="dxa" w:w="7795"/>
-            <w:tcBorders>
-              <w:top w:val="single" w:sz="8" w:color="0070C0"/>
-              <w:left w:val="single" w:sz="8" w:color="0070C0"/>
-              <w:bottom w:val="single" w:sz="8" w:color="0070C0"/>
-              <w:right w:val="single" w:sz="8" w:color="0070C0"/>
-              <w:insideH w:val="single" w:sz="8" w:color="0070C0"/>
-              <w:insideV w:val="single" w:sz="8" w:color="0070C0"/>
-            </w:tcBorders>
+            <w:tcW w:type="dxa" w:w="6803"/>
             <w:vAlign w:val="center"/>
           </w:tcPr>
           <w:p>
             <w:pPr>
-              <w:spacing w:after="0" w:before="0"/>
+              <w:spacing w:after="240"/>
             </w:pPr>
             <w:r/>
             <w:r>
               <w:rPr>
-                <w:rFonts w:ascii="Microsoft YaHei" w:hAnsi="Microsoft YaHei" w:eastAsia="微软雅黑"/>
                 <w:b w:val="0"/>
-                <w:sz w:val="17"/>
+                <w:sz w:val="21"/>
               </w:rPr>
-              <w:t>{{calculationRequirements}}</w:t>
-              <w:br/>
-              <w:t>提示：可包括结构优化、吸附构型与吸附能、反应路径与能垒、DOS/PDOS、能带、电荷、ELF、功函数、AIMD、MD、CFD、有限元等。</w:t>
             </w:r>
           </w:p>
         </w:tc>
@@ -813,59 +148,35 @@
         <w:tc>
           <w:tcPr>
             <w:tcW w:type="dxa" w:w="2268"/>
-            <w:tcBorders>
-              <w:top w:val="single" w:sz="8" w:color="0070C0"/>
-              <w:left w:val="single" w:sz="8" w:color="0070C0"/>
-              <w:bottom w:val="single" w:sz="8" w:color="0070C0"/>
-              <w:right w:val="single" w:sz="8" w:color="0070C0"/>
-              <w:insideH w:val="single" w:sz="8" w:color="0070C0"/>
-              <w:insideV w:val="single" w:sz="8" w:color="0070C0"/>
-            </w:tcBorders>
-            <w:shd w:fill="EAF3F8"/>
             <w:vAlign w:val="center"/>
+            <w:shd w:fill="DDEBF7"/>
           </w:tcPr>
           <w:p>
-            <w:pPr>
-              <w:spacing w:after="0" w:before="0"/>
-            </w:pPr>
             <w:r/>
             <w:r>
               <w:rPr>
-                <w:rFonts w:ascii="Microsoft YaHei" w:hAnsi="Microsoft YaHei" w:eastAsia="微软雅黑"/>
                 <w:b/>
-                <w:sz w:val="19"/>
+                <w:sz w:val="21"/>
               </w:rPr>
-              <w:t>四、预期趋势与实验依据</w:t>
+              <w:t>邮箱（选填）</w:t>
             </w:r>
           </w:p>
         </w:tc>
         <w:tc>
           <w:tcPr>
-            <w:tcW w:type="dxa" w:w="7795"/>
-            <w:tcBorders>
-              <w:top w:val="single" w:sz="8" w:color="0070C0"/>
-              <w:left w:val="single" w:sz="8" w:color="0070C0"/>
-              <w:bottom w:val="single" w:sz="8" w:color="0070C0"/>
-              <w:right w:val="single" w:sz="8" w:color="0070C0"/>
-              <w:insideH w:val="single" w:sz="8" w:color="0070C0"/>
-              <w:insideV w:val="single" w:sz="8" w:color="0070C0"/>
-            </w:tcBorders>
+            <w:tcW w:type="dxa" w:w="6803"/>
             <w:vAlign w:val="center"/>
           </w:tcPr>
           <w:p>
             <w:pPr>
-              <w:spacing w:after="0" w:before="0"/>
+              <w:spacing w:after="240"/>
             </w:pPr>
             <w:r/>
             <w:r>
               <w:rPr>
-                <w:rFonts w:ascii="Microsoft YaHei" w:hAnsi="Microsoft YaHei" w:eastAsia="微软雅黑"/>
                 <w:b w:val="0"/>
-                <w:sz w:val="17"/>
+                <w:sz w:val="21"/>
               </w:rPr>
-              <w:t>{{expectedTrend}}</w:t>
-              <w:br/>
-              <w:t>提示：说明预期能量或性能趋势；如有实验数据、拟合关系或对照组，请一并提供。</w:t>
             </w:r>
           </w:p>
         </w:tc>
@@ -874,59 +185,35 @@
         <w:tc>
           <w:tcPr>
             <w:tcW w:type="dxa" w:w="2268"/>
-            <w:tcBorders>
-              <w:top w:val="single" w:sz="8" w:color="0070C0"/>
-              <w:left w:val="single" w:sz="8" w:color="0070C0"/>
-              <w:bottom w:val="single" w:sz="8" w:color="0070C0"/>
-              <w:right w:val="single" w:sz="8" w:color="0070C0"/>
-              <w:insideH w:val="single" w:sz="8" w:color="0070C0"/>
-              <w:insideV w:val="single" w:sz="8" w:color="0070C0"/>
-            </w:tcBorders>
-            <w:shd w:fill="EAF3F8"/>
             <w:vAlign w:val="center"/>
+            <w:shd w:fill="DDEBF7"/>
           </w:tcPr>
           <w:p>
-            <w:pPr>
-              <w:spacing w:after="0" w:before="0"/>
-            </w:pPr>
             <w:r/>
             <w:r>
               <w:rPr>
-                <w:rFonts w:ascii="Microsoft YaHei" w:hAnsi="Microsoft YaHei" w:eastAsia="微软雅黑"/>
                 <w:b/>
-                <w:sz w:val="19"/>
+                <w:sz w:val="21"/>
               </w:rPr>
-              <w:t>五、参考文献及出图样式</w:t>
+              <w:t>项目/课题名称</w:t>
             </w:r>
           </w:p>
         </w:tc>
         <w:tc>
           <w:tcPr>
-            <w:tcW w:type="dxa" w:w="7795"/>
-            <w:tcBorders>
-              <w:top w:val="single" w:sz="8" w:color="0070C0"/>
-              <w:left w:val="single" w:sz="8" w:color="0070C0"/>
-              <w:bottom w:val="single" w:sz="8" w:color="0070C0"/>
-              <w:right w:val="single" w:sz="8" w:color="0070C0"/>
-              <w:insideH w:val="single" w:sz="8" w:color="0070C0"/>
-              <w:insideV w:val="single" w:sz="8" w:color="0070C0"/>
-            </w:tcBorders>
+            <w:tcW w:type="dxa" w:w="6803"/>
             <w:vAlign w:val="center"/>
           </w:tcPr>
           <w:p>
             <w:pPr>
-              <w:spacing w:after="0" w:before="0"/>
+              <w:spacing w:after="240"/>
             </w:pPr>
             <w:r/>
             <w:r>
               <w:rPr>
-                <w:rFonts w:ascii="Microsoft YaHei" w:hAnsi="Microsoft YaHei" w:eastAsia="微软雅黑"/>
                 <w:b w:val="0"/>
-                <w:sz w:val="17"/>
+                <w:sz w:val="21"/>
               </w:rPr>
-              <w:t>{{referencesAndFigures}}</w:t>
-              <w:br/>
-              <w:t>提示：请上传参考文献并标记计算部分，说明期望图形、配色、尺寸及期刊格式。</w:t>
             </w:r>
           </w:p>
         </w:tc>
@@ -935,272 +222,35 @@
         <w:tc>
           <w:tcPr>
             <w:tcW w:type="dxa" w:w="2268"/>
-            <w:tcBorders>
-              <w:top w:val="single" w:sz="8" w:color="0070C0"/>
-              <w:left w:val="single" w:sz="8" w:color="0070C0"/>
-              <w:bottom w:val="single" w:sz="8" w:color="0070C0"/>
-              <w:right w:val="single" w:sz="8" w:color="0070C0"/>
-              <w:insideH w:val="single" w:sz="8" w:color="0070C0"/>
-              <w:insideV w:val="single" w:sz="8" w:color="0070C0"/>
-            </w:tcBorders>
-            <w:shd w:fill="EAF3F8"/>
             <w:vAlign w:val="center"/>
+            <w:shd w:fill="DDEBF7"/>
           </w:tcPr>
           <w:p>
-            <w:pPr>
-              <w:spacing w:after="0" w:before="0"/>
-            </w:pPr>
             <w:r/>
             <w:r>
               <w:rPr>
-                <w:rFonts w:ascii="Microsoft YaHei" w:hAnsi="Microsoft YaHei" w:eastAsia="微软雅黑"/>
                 <w:b/>
-                <w:sz w:val="19"/>
+                <w:sz w:val="21"/>
               </w:rPr>
-              <w:t>六、交付文件与其他要求</w:t>
+              <w:t>研究对象或体系</w:t>
             </w:r>
           </w:p>
         </w:tc>
         <w:tc>
           <w:tcPr>
-            <w:tcW w:type="dxa" w:w="7795"/>
-            <w:tcBorders>
-              <w:top w:val="single" w:sz="8" w:color="0070C0"/>
-              <w:left w:val="single" w:sz="8" w:color="0070C0"/>
-              <w:bottom w:val="single" w:sz="8" w:color="0070C0"/>
-              <w:right w:val="single" w:sz="8" w:color="0070C0"/>
-              <w:insideH w:val="single" w:sz="8" w:color="0070C0"/>
-              <w:insideV w:val="single" w:sz="8" w:color="0070C0"/>
-            </w:tcBorders>
+            <w:tcW w:type="dxa" w:w="6803"/>
             <w:vAlign w:val="center"/>
           </w:tcPr>
           <w:p>
             <w:pPr>
-              <w:spacing w:after="0" w:before="0"/>
+              <w:spacing w:after="240"/>
             </w:pPr>
             <w:r/>
             <w:r>
               <w:rPr>
-                <w:rFonts w:ascii="Microsoft YaHei" w:hAnsi="Microsoft YaHei" w:eastAsia="微软雅黑"/>
                 <w:b w:val="0"/>
-                <w:sz w:val="17"/>
+                <w:sz w:val="21"/>
               </w:rPr>
-              <w:t>{{otherRequirements}}</w:t>
-              <w:br/>
-              <w:t>提示：说明是否需要原始文件、输入/输出文件、结构文件、数据表、高清图片及简要结果分析。</w:t>
-            </w:r>
-          </w:p>
-        </w:tc>
-      </w:tr>
-    </w:tbl>
-    <w:p>
-      <w:pPr>
-        <w:spacing w:before="100" w:after="60"/>
-      </w:pPr>
-      <w:r>
-        <w:rPr>
-          <w:b/>
-          <w:sz w:val="21"/>
-        </w:rPr>
-        <w:t>材料/模型动态明细（可在线新增、复制或删除）</w:t>
-      </w:r>
-    </w:p>
-    <w:tbl>
-      <w:tblPr>
-        <w:tblW w:type="auto" w:w="0"/>
-        <w:jc w:val="center"/>
-        <w:tblLayout w:type="fixed"/>
-        <w:tblLook w:firstColumn="1" w:firstRow="1" w:lastColumn="0" w:lastRow="0" w:noHBand="0" w:noVBand="1" w:val="04A0"/>
-      </w:tblPr>
-      <w:tblGrid>
-        <w:gridCol w:w="1785"/>
-        <w:gridCol w:w="1785"/>
-        <w:gridCol w:w="1785"/>
-        <w:gridCol w:w="1785"/>
-        <w:gridCol w:w="1785"/>
-        <w:gridCol w:w="1785"/>
-      </w:tblGrid>
-      <w:tr>
-        <w:trPr>
-          <w:tblHeader w:val="true"/>
-        </w:trPr>
-        <w:tc>
-          <w:tcPr>
-            <w:tcW w:type="dxa" w:w="567"/>
-            <w:tcBorders>
-              <w:top w:val="single" w:sz="8" w:color="0070C0"/>
-              <w:left w:val="single" w:sz="8" w:color="0070C0"/>
-              <w:bottom w:val="single" w:sz="8" w:color="0070C0"/>
-              <w:right w:val="single" w:sz="8" w:color="0070C0"/>
-              <w:insideH w:val="single" w:sz="8" w:color="0070C0"/>
-              <w:insideV w:val="single" w:sz="8" w:color="0070C0"/>
-            </w:tcBorders>
-            <w:shd w:fill="EAF3F8"/>
-            <w:vAlign w:val="center"/>
-          </w:tcPr>
-          <w:p>
-            <w:pPr>
-              <w:spacing w:after="0" w:before="0"/>
-              <w:jc w:val="center"/>
-            </w:pPr>
-            <w:r/>
-            <w:r>
-              <w:rPr>
-                <w:rFonts w:ascii="Microsoft YaHei" w:hAnsi="Microsoft YaHei" w:eastAsia="微软雅黑"/>
-                <w:b/>
-                <w:sz w:val="17"/>
-              </w:rPr>
-              <w:t>编号</w:t>
-            </w:r>
-          </w:p>
-        </w:tc>
-        <w:tc>
-          <w:tcPr>
-            <w:tcW w:type="dxa" w:w="1701"/>
-            <w:tcBorders>
-              <w:top w:val="single" w:sz="8" w:color="0070C0"/>
-              <w:left w:val="single" w:sz="8" w:color="0070C0"/>
-              <w:bottom w:val="single" w:sz="8" w:color="0070C0"/>
-              <w:right w:val="single" w:sz="8" w:color="0070C0"/>
-              <w:insideH w:val="single" w:sz="8" w:color="0070C0"/>
-              <w:insideV w:val="single" w:sz="8" w:color="0070C0"/>
-            </w:tcBorders>
-            <w:shd w:fill="EAF3F8"/>
-            <w:vAlign w:val="center"/>
-          </w:tcPr>
-          <w:p>
-            <w:pPr>
-              <w:spacing w:after="0" w:before="0"/>
-              <w:jc w:val="center"/>
-            </w:pPr>
-            <w:r/>
-            <w:r>
-              <w:rPr>
-                <w:rFonts w:ascii="Microsoft YaHei" w:hAnsi="Microsoft YaHei" w:eastAsia="微软雅黑"/>
-                <w:b/>
-                <w:sz w:val="17"/>
-              </w:rPr>
-              <w:t>材料/分子名称</w:t>
-            </w:r>
-          </w:p>
-        </w:tc>
-        <w:tc>
-          <w:tcPr>
-            <w:tcW w:type="dxa" w:w="1332"/>
-            <w:tcBorders>
-              <w:top w:val="single" w:sz="8" w:color="0070C0"/>
-              <w:left w:val="single" w:sz="8" w:color="0070C0"/>
-              <w:bottom w:val="single" w:sz="8" w:color="0070C0"/>
-              <w:right w:val="single" w:sz="8" w:color="0070C0"/>
-              <w:insideH w:val="single" w:sz="8" w:color="0070C0"/>
-              <w:insideV w:val="single" w:sz="8" w:color="0070C0"/>
-            </w:tcBorders>
-            <w:shd w:fill="EAF3F8"/>
-            <w:vAlign w:val="center"/>
-          </w:tcPr>
-          <w:p>
-            <w:pPr>
-              <w:spacing w:after="0" w:before="0"/>
-              <w:jc w:val="center"/>
-            </w:pPr>
-            <w:r/>
-            <w:r>
-              <w:rPr>
-                <w:rFonts w:ascii="Microsoft YaHei" w:hAnsi="Microsoft YaHei" w:eastAsia="微软雅黑"/>
-                <w:b/>
-                <w:sz w:val="17"/>
-              </w:rPr>
-              <w:t>结构文件</w:t>
-            </w:r>
-          </w:p>
-        </w:tc>
-        <w:tc>
-          <w:tcPr>
-            <w:tcW w:type="dxa" w:w="1587"/>
-            <w:tcBorders>
-              <w:top w:val="single" w:sz="8" w:color="0070C0"/>
-              <w:left w:val="single" w:sz="8" w:color="0070C0"/>
-              <w:bottom w:val="single" w:sz="8" w:color="0070C0"/>
-              <w:right w:val="single" w:sz="8" w:color="0070C0"/>
-              <w:insideH w:val="single" w:sz="8" w:color="0070C0"/>
-              <w:insideV w:val="single" w:sz="8" w:color="0070C0"/>
-            </w:tcBorders>
-            <w:shd w:fill="EAF3F8"/>
-            <w:vAlign w:val="center"/>
-          </w:tcPr>
-          <w:p>
-            <w:pPr>
-              <w:spacing w:after="0" w:before="0"/>
-              <w:jc w:val="center"/>
-            </w:pPr>
-            <w:r/>
-            <w:r>
-              <w:rPr>
-                <w:rFonts w:ascii="Microsoft YaHei" w:hAnsi="Microsoft YaHei" w:eastAsia="微软雅黑"/>
-                <w:b/>
-                <w:sz w:val="17"/>
-              </w:rPr>
-              <w:t>晶面/模型</w:t>
-            </w:r>
-          </w:p>
-        </w:tc>
-        <w:tc>
-          <w:tcPr>
-            <w:tcW w:type="dxa" w:w="2835"/>
-            <w:tcBorders>
-              <w:top w:val="single" w:sz="8" w:color="0070C0"/>
-              <w:left w:val="single" w:sz="8" w:color="0070C0"/>
-              <w:bottom w:val="single" w:sz="8" w:color="0070C0"/>
-              <w:right w:val="single" w:sz="8" w:color="0070C0"/>
-              <w:insideH w:val="single" w:sz="8" w:color="0070C0"/>
-              <w:insideV w:val="single" w:sz="8" w:color="0070C0"/>
-            </w:tcBorders>
-            <w:shd w:fill="EAF3F8"/>
-            <w:vAlign w:val="center"/>
-          </w:tcPr>
-          <w:p>
-            <w:pPr>
-              <w:spacing w:after="0" w:before="0"/>
-              <w:jc w:val="center"/>
-            </w:pPr>
-            <w:r/>
-            <w:r>
-              <w:rPr>
-                <w:rFonts w:ascii="Microsoft YaHei" w:hAnsi="Microsoft YaHei" w:eastAsia="微软雅黑"/>
-                <w:b/>
-                <w:sz w:val="17"/>
-              </w:rPr>
-              <w:t>取代/缺陷/官能团</w:t>
-            </w:r>
-          </w:p>
-        </w:tc>
-        <w:tc>
-          <w:tcPr>
-            <w:tcW w:type="dxa" w:w="1701"/>
-            <w:tcBorders>
-              <w:top w:val="single" w:sz="8" w:color="0070C0"/>
-              <w:left w:val="single" w:sz="8" w:color="0070C0"/>
-              <w:bottom w:val="single" w:sz="8" w:color="0070C0"/>
-              <w:right w:val="single" w:sz="8" w:color="0070C0"/>
-              <w:insideH w:val="single" w:sz="8" w:color="0070C0"/>
-              <w:insideV w:val="single" w:sz="8" w:color="0070C0"/>
-            </w:tcBorders>
-            <w:shd w:fill="EAF3F8"/>
-            <w:vAlign w:val="center"/>
-          </w:tcPr>
-          <w:p>
-            <w:pPr>
-              <w:spacing w:after="0" w:before="0"/>
-              <w:jc w:val="center"/>
-            </w:pPr>
-            <w:r/>
-            <w:r>
-              <w:rPr>
-                <w:rFonts w:ascii="Microsoft YaHei" w:hAnsi="Microsoft YaHei" w:eastAsia="微软雅黑"/>
-                <w:b/>
-                <w:sz w:val="17"/>
-              </w:rPr>
-              <w:t>备注</w:t>
             </w:r>
           </w:p>
         </w:tc>
@@ -1208,382 +258,37 @@
       <w:tr>
         <w:tc>
           <w:tcPr>
-            <w:tcW w:type="dxa" w:w="567"/>
-            <w:tcBorders>
-              <w:top w:val="single" w:sz="8" w:color="0070C0"/>
-              <w:left w:val="single" w:sz="8" w:color="0070C0"/>
-              <w:bottom w:val="single" w:sz="8" w:color="0070C0"/>
-              <w:right w:val="single" w:sz="8" w:color="0070C0"/>
-              <w:insideH w:val="single" w:sz="8" w:color="0070C0"/>
-              <w:insideV w:val="single" w:sz="8" w:color="0070C0"/>
-            </w:tcBorders>
+            <w:tcW w:type="dxa" w:w="2268"/>
             <w:vAlign w:val="center"/>
+            <w:shd w:fill="DDEBF7"/>
           </w:tcPr>
           <w:p>
-            <w:pPr>
-              <w:spacing w:after="0" w:before="0"/>
-            </w:pPr>
             <w:r/>
             <w:r>
               <w:rPr>
-                <w:rFonts w:ascii="Microsoft YaHei" w:hAnsi="Microsoft YaHei" w:eastAsia="微软雅黑"/>
-                <w:b w:val="0"/>
-                <w:sz w:val="16"/>
+                <w:b/>
+                <w:sz w:val="21"/>
               </w:rPr>
-              <w:t>{{MATERIAL_ROW_1}}</w:t>
+              <w:t>计算内容</w:t>
             </w:r>
           </w:p>
         </w:tc>
         <w:tc>
           <w:tcPr>
-            <w:tcW w:type="dxa" w:w="1701"/>
-            <w:tcBorders>
-              <w:top w:val="single" w:sz="8" w:color="0070C0"/>
-              <w:left w:val="single" w:sz="8" w:color="0070C0"/>
-              <w:bottom w:val="single" w:sz="8" w:color="0070C0"/>
-              <w:right w:val="single" w:sz="8" w:color="0070C0"/>
-              <w:insideH w:val="single" w:sz="8" w:color="0070C0"/>
-              <w:insideV w:val="single" w:sz="8" w:color="0070C0"/>
-            </w:tcBorders>
+            <w:tcW w:type="dxa" w:w="6803"/>
             <w:vAlign w:val="center"/>
           </w:tcPr>
           <w:p>
             <w:pPr>
-              <w:spacing w:after="0" w:before="0"/>
+              <w:spacing w:after="240"/>
             </w:pPr>
             <w:r/>
             <w:r>
               <w:rPr>
-                <w:rFonts w:ascii="Microsoft YaHei" w:hAnsi="Microsoft YaHei" w:eastAsia="微软雅黑"/>
                 <w:b w:val="0"/>
-                <w:sz w:val="16"/>
+                <w:sz w:val="21"/>
               </w:rPr>
-              <w:t>{{MATERIAL_ROW_2}}</w:t>
-            </w:r>
-          </w:p>
-        </w:tc>
-        <w:tc>
-          <w:tcPr>
-            <w:tcW w:type="dxa" w:w="1332"/>
-            <w:tcBorders>
-              <w:top w:val="single" w:sz="8" w:color="0070C0"/>
-              <w:left w:val="single" w:sz="8" w:color="0070C0"/>
-              <w:bottom w:val="single" w:sz="8" w:color="0070C0"/>
-              <w:right w:val="single" w:sz="8" w:color="0070C0"/>
-              <w:insideH w:val="single" w:sz="8" w:color="0070C0"/>
-              <w:insideV w:val="single" w:sz="8" w:color="0070C0"/>
-            </w:tcBorders>
-            <w:vAlign w:val="center"/>
-          </w:tcPr>
-          <w:p>
-            <w:pPr>
-              <w:spacing w:after="0" w:before="0"/>
-            </w:pPr>
-            <w:r/>
-            <w:r>
-              <w:rPr>
-                <w:rFonts w:ascii="Microsoft YaHei" w:hAnsi="Microsoft YaHei" w:eastAsia="微软雅黑"/>
-                <w:b w:val="0"/>
-                <w:sz w:val="16"/>
-              </w:rPr>
-              <w:t>{{MATERIAL_ROW_3}}</w:t>
-            </w:r>
-          </w:p>
-        </w:tc>
-        <w:tc>
-          <w:tcPr>
-            <w:tcW w:type="dxa" w:w="1587"/>
-            <w:tcBorders>
-              <w:top w:val="single" w:sz="8" w:color="0070C0"/>
-              <w:left w:val="single" w:sz="8" w:color="0070C0"/>
-              <w:bottom w:val="single" w:sz="8" w:color="0070C0"/>
-              <w:right w:val="single" w:sz="8" w:color="0070C0"/>
-              <w:insideH w:val="single" w:sz="8" w:color="0070C0"/>
-              <w:insideV w:val="single" w:sz="8" w:color="0070C0"/>
-            </w:tcBorders>
-            <w:vAlign w:val="center"/>
-          </w:tcPr>
-          <w:p>
-            <w:pPr>
-              <w:spacing w:after="0" w:before="0"/>
-            </w:pPr>
-            <w:r/>
-            <w:r>
-              <w:rPr>
-                <w:rFonts w:ascii="Microsoft YaHei" w:hAnsi="Microsoft YaHei" w:eastAsia="微软雅黑"/>
-                <w:b w:val="0"/>
-                <w:sz w:val="16"/>
-              </w:rPr>
-              <w:t>{{MATERIAL_ROW_4}}</w:t>
-            </w:r>
-          </w:p>
-        </w:tc>
-        <w:tc>
-          <w:tcPr>
-            <w:tcW w:type="dxa" w:w="2835"/>
-            <w:tcBorders>
-              <w:top w:val="single" w:sz="8" w:color="0070C0"/>
-              <w:left w:val="single" w:sz="8" w:color="0070C0"/>
-              <w:bottom w:val="single" w:sz="8" w:color="0070C0"/>
-              <w:right w:val="single" w:sz="8" w:color="0070C0"/>
-              <w:insideH w:val="single" w:sz="8" w:color="0070C0"/>
-              <w:insideV w:val="single" w:sz="8" w:color="0070C0"/>
-            </w:tcBorders>
-            <w:vAlign w:val="center"/>
-          </w:tcPr>
-          <w:p>
-            <w:pPr>
-              <w:spacing w:after="0" w:before="0"/>
-            </w:pPr>
-            <w:r/>
-            <w:r>
-              <w:rPr>
-                <w:rFonts w:ascii="Microsoft YaHei" w:hAnsi="Microsoft YaHei" w:eastAsia="微软雅黑"/>
-                <w:b w:val="0"/>
-                <w:sz w:val="16"/>
-              </w:rPr>
-              <w:t>{{MATERIAL_ROW_5}}</w:t>
-            </w:r>
-          </w:p>
-        </w:tc>
-        <w:tc>
-          <w:tcPr>
-            <w:tcW w:type="dxa" w:w="1701"/>
-            <w:tcBorders>
-              <w:top w:val="single" w:sz="8" w:color="0070C0"/>
-              <w:left w:val="single" w:sz="8" w:color="0070C0"/>
-              <w:bottom w:val="single" w:sz="8" w:color="0070C0"/>
-              <w:right w:val="single" w:sz="8" w:color="0070C0"/>
-              <w:insideH w:val="single" w:sz="8" w:color="0070C0"/>
-              <w:insideV w:val="single" w:sz="8" w:color="0070C0"/>
-            </w:tcBorders>
-            <w:vAlign w:val="center"/>
-          </w:tcPr>
-          <w:p>
-            <w:pPr>
-              <w:spacing w:after="0" w:before="0"/>
-            </w:pPr>
-            <w:r/>
-            <w:r>
-              <w:rPr>
-                <w:rFonts w:ascii="Microsoft YaHei" w:hAnsi="Microsoft YaHei" w:eastAsia="微软雅黑"/>
-                <w:b w:val="0"/>
-                <w:sz w:val="16"/>
-              </w:rPr>
-              <w:t>{{MATERIAL_ROW_6}}</w:t>
-            </w:r>
-          </w:p>
-        </w:tc>
-      </w:tr>
-    </w:tbl>
-    <w:p>
-      <w:pPr>
-        <w:spacing w:before="100" w:after="60"/>
-      </w:pPr>
-      <w:r>
-        <w:rPr>
-          <w:b/>
-          <w:sz w:val="21"/>
-        </w:rPr>
-        <w:t>计算任务动态明细</w:t>
-      </w:r>
-    </w:p>
-    <w:tbl>
-      <w:tblPr>
-        <w:tblW w:type="auto" w:w="0"/>
-        <w:jc w:val="center"/>
-        <w:tblLayout w:type="fixed"/>
-        <w:tblLook w:firstColumn="1" w:firstRow="1" w:lastColumn="0" w:lastRow="0" w:noHBand="0" w:noVBand="1" w:val="04A0"/>
-      </w:tblPr>
-      <w:tblGrid>
-        <w:gridCol w:w="1785"/>
-        <w:gridCol w:w="1785"/>
-        <w:gridCol w:w="1785"/>
-        <w:gridCol w:w="1785"/>
-        <w:gridCol w:w="1785"/>
-        <w:gridCol w:w="1785"/>
-      </w:tblGrid>
-      <w:tr>
-        <w:trPr>
-          <w:tblHeader w:val="true"/>
-        </w:trPr>
-        <w:tc>
-          <w:tcPr>
-            <w:tcW w:type="dxa" w:w="567"/>
-            <w:tcBorders>
-              <w:top w:val="single" w:sz="8" w:color="0070C0"/>
-              <w:left w:val="single" w:sz="8" w:color="0070C0"/>
-              <w:bottom w:val="single" w:sz="8" w:color="0070C0"/>
-              <w:right w:val="single" w:sz="8" w:color="0070C0"/>
-              <w:insideH w:val="single" w:sz="8" w:color="0070C0"/>
-              <w:insideV w:val="single" w:sz="8" w:color="0070C0"/>
-            </w:tcBorders>
-            <w:shd w:fill="EAF3F8"/>
-            <w:vAlign w:val="center"/>
-          </w:tcPr>
-          <w:p>
-            <w:pPr>
-              <w:spacing w:after="0" w:before="0"/>
-              <w:jc w:val="center"/>
-            </w:pPr>
-            <w:r/>
-            <w:r>
-              <w:rPr>
-                <w:rFonts w:ascii="Microsoft YaHei" w:hAnsi="Microsoft YaHei" w:eastAsia="微软雅黑"/>
-                <w:b/>
-                <w:sz w:val="17"/>
-              </w:rPr>
-              <w:t>序号</w:t>
-            </w:r>
-          </w:p>
-        </w:tc>
-        <w:tc>
-          <w:tcPr>
-            <w:tcW w:type="dxa" w:w="1757"/>
-            <w:tcBorders>
-              <w:top w:val="single" w:sz="8" w:color="0070C0"/>
-              <w:left w:val="single" w:sz="8" w:color="0070C0"/>
-              <w:bottom w:val="single" w:sz="8" w:color="0070C0"/>
-              <w:right w:val="single" w:sz="8" w:color="0070C0"/>
-              <w:insideH w:val="single" w:sz="8" w:color="0070C0"/>
-              <w:insideV w:val="single" w:sz="8" w:color="0070C0"/>
-            </w:tcBorders>
-            <w:shd w:fill="EAF3F8"/>
-            <w:vAlign w:val="center"/>
-          </w:tcPr>
-          <w:p>
-            <w:pPr>
-              <w:spacing w:after="0" w:before="0"/>
-              <w:jc w:val="center"/>
-            </w:pPr>
-            <w:r/>
-            <w:r>
-              <w:rPr>
-                <w:rFonts w:ascii="Microsoft YaHei" w:hAnsi="Microsoft YaHei" w:eastAsia="微软雅黑"/>
-                <w:b/>
-                <w:sz w:val="17"/>
-              </w:rPr>
-              <w:t>计算类别</w:t>
-            </w:r>
-          </w:p>
-        </w:tc>
-        <w:tc>
-          <w:tcPr>
-            <w:tcW w:type="dxa" w:w="1928"/>
-            <w:tcBorders>
-              <w:top w:val="single" w:sz="8" w:color="0070C0"/>
-              <w:left w:val="single" w:sz="8" w:color="0070C0"/>
-              <w:bottom w:val="single" w:sz="8" w:color="0070C0"/>
-              <w:right w:val="single" w:sz="8" w:color="0070C0"/>
-              <w:insideH w:val="single" w:sz="8" w:color="0070C0"/>
-              <w:insideV w:val="single" w:sz="8" w:color="0070C0"/>
-            </w:tcBorders>
-            <w:shd w:fill="EAF3F8"/>
-            <w:vAlign w:val="center"/>
-          </w:tcPr>
-          <w:p>
-            <w:pPr>
-              <w:spacing w:after="0" w:before="0"/>
-              <w:jc w:val="center"/>
-            </w:pPr>
-            <w:r/>
-            <w:r>
-              <w:rPr>
-                <w:rFonts w:ascii="Microsoft YaHei" w:hAnsi="Microsoft YaHei" w:eastAsia="微软雅黑"/>
-                <w:b/>
-                <w:sz w:val="17"/>
-              </w:rPr>
-              <w:t>计算对象/体系</w:t>
-            </w:r>
-          </w:p>
-        </w:tc>
-        <w:tc>
-          <w:tcPr>
-            <w:tcW w:type="dxa" w:w="2381"/>
-            <w:tcBorders>
-              <w:top w:val="single" w:sz="8" w:color="0070C0"/>
-              <w:left w:val="single" w:sz="8" w:color="0070C0"/>
-              <w:bottom w:val="single" w:sz="8" w:color="0070C0"/>
-              <w:right w:val="single" w:sz="8" w:color="0070C0"/>
-              <w:insideH w:val="single" w:sz="8" w:color="0070C0"/>
-              <w:insideV w:val="single" w:sz="8" w:color="0070C0"/>
-            </w:tcBorders>
-            <w:shd w:fill="EAF3F8"/>
-            <w:vAlign w:val="center"/>
-          </w:tcPr>
-          <w:p>
-            <w:pPr>
-              <w:spacing w:after="0" w:before="0"/>
-              <w:jc w:val="center"/>
-            </w:pPr>
-            <w:r/>
-            <w:r>
-              <w:rPr>
-                <w:rFonts w:ascii="Microsoft YaHei" w:hAnsi="Microsoft YaHei" w:eastAsia="微软雅黑"/>
-                <w:b/>
-                <w:sz w:val="17"/>
-              </w:rPr>
-              <w:t>关键参数或条件</w:t>
-            </w:r>
-          </w:p>
-        </w:tc>
-        <w:tc>
-          <w:tcPr>
-            <w:tcW w:type="dxa" w:w="2268"/>
-            <w:tcBorders>
-              <w:top w:val="single" w:sz="8" w:color="0070C0"/>
-              <w:left w:val="single" w:sz="8" w:color="0070C0"/>
-              <w:bottom w:val="single" w:sz="8" w:color="0070C0"/>
-              <w:right w:val="single" w:sz="8" w:color="0070C0"/>
-              <w:insideH w:val="single" w:sz="8" w:color="0070C0"/>
-              <w:insideV w:val="single" w:sz="8" w:color="0070C0"/>
-            </w:tcBorders>
-            <w:shd w:fill="EAF3F8"/>
-            <w:vAlign w:val="center"/>
-          </w:tcPr>
-          <w:p>
-            <w:pPr>
-              <w:spacing w:after="0" w:before="0"/>
-              <w:jc w:val="center"/>
-            </w:pPr>
-            <w:r/>
-            <w:r>
-              <w:rPr>
-                <w:rFonts w:ascii="Microsoft YaHei" w:hAnsi="Microsoft YaHei" w:eastAsia="微软雅黑"/>
-                <w:b/>
-                <w:sz w:val="17"/>
-              </w:rPr>
-              <w:t>预期输出</w:t>
-            </w:r>
-          </w:p>
-        </w:tc>
-        <w:tc>
-          <w:tcPr>
-            <w:tcW w:type="dxa" w:w="1361"/>
-            <w:tcBorders>
-              <w:top w:val="single" w:sz="8" w:color="0070C0"/>
-              <w:left w:val="single" w:sz="8" w:color="0070C0"/>
-              <w:bottom w:val="single" w:sz="8" w:color="0070C0"/>
-              <w:right w:val="single" w:sz="8" w:color="0070C0"/>
-              <w:insideH w:val="single" w:sz="8" w:color="0070C0"/>
-              <w:insideV w:val="single" w:sz="8" w:color="0070C0"/>
-            </w:tcBorders>
-            <w:shd w:fill="EAF3F8"/>
-            <w:vAlign w:val="center"/>
-          </w:tcPr>
-          <w:p>
-            <w:pPr>
-              <w:spacing w:after="0" w:before="0"/>
-              <w:jc w:val="center"/>
-            </w:pPr>
-            <w:r/>
-            <w:r>
-              <w:rPr>
-                <w:rFonts w:ascii="Microsoft YaHei" w:hAnsi="Microsoft YaHei" w:eastAsia="微软雅黑"/>
-                <w:b/>
-                <w:sz w:val="17"/>
-              </w:rPr>
-              <w:t>优先级</w:t>
+              <w:t>□ 结构优化  □ 吸附能  □ DOS/PDOS  □ 电荷分析  □ 过渡态  □ 分子动力学  □ 其他</w:t>
             </w:r>
           </w:p>
         </w:tc>
@@ -1591,260 +296,129 @@
       <w:tr>
         <w:tc>
           <w:tcPr>
-            <w:tcW w:type="dxa" w:w="567"/>
-            <w:tcBorders>
-              <w:top w:val="single" w:sz="8" w:color="0070C0"/>
-              <w:left w:val="single" w:sz="8" w:color="0070C0"/>
-              <w:bottom w:val="single" w:sz="8" w:color="0070C0"/>
-              <w:right w:val="single" w:sz="8" w:color="0070C0"/>
-              <w:insideH w:val="single" w:sz="8" w:color="0070C0"/>
-              <w:insideV w:val="single" w:sz="8" w:color="0070C0"/>
-            </w:tcBorders>
+            <w:tcW w:type="dxa" w:w="2268"/>
             <w:vAlign w:val="center"/>
+            <w:shd w:fill="DDEBF7"/>
           </w:tcPr>
           <w:p>
-            <w:pPr>
-              <w:spacing w:after="0" w:before="0"/>
-            </w:pPr>
             <w:r/>
             <w:r>
               <w:rPr>
-                <w:rFonts w:ascii="Microsoft YaHei" w:hAnsi="Microsoft YaHei" w:eastAsia="微软雅黑"/>
-                <w:b w:val="0"/>
-                <w:sz w:val="16"/>
+                <w:b/>
+                <w:sz w:val="21"/>
               </w:rPr>
-              <w:t>{{TASK_ROW_1}}</w:t>
+              <w:t>已有结构或输入文件</w:t>
             </w:r>
           </w:p>
         </w:tc>
         <w:tc>
           <w:tcPr>
-            <w:tcW w:type="dxa" w:w="1757"/>
-            <w:tcBorders>
-              <w:top w:val="single" w:sz="8" w:color="0070C0"/>
-              <w:left w:val="single" w:sz="8" w:color="0070C0"/>
-              <w:bottom w:val="single" w:sz="8" w:color="0070C0"/>
-              <w:right w:val="single" w:sz="8" w:color="0070C0"/>
-              <w:insideH w:val="single" w:sz="8" w:color="0070C0"/>
-              <w:insideV w:val="single" w:sz="8" w:color="0070C0"/>
-            </w:tcBorders>
+            <w:tcW w:type="dxa" w:w="6803"/>
             <w:vAlign w:val="center"/>
           </w:tcPr>
           <w:p>
             <w:pPr>
-              <w:spacing w:after="0" w:before="0"/>
+              <w:spacing w:after="240"/>
             </w:pPr>
             <w:r/>
             <w:r>
               <w:rPr>
-                <w:rFonts w:ascii="Microsoft YaHei" w:hAnsi="Microsoft YaHei" w:eastAsia="微软雅黑"/>
                 <w:b w:val="0"/>
-                <w:sz w:val="16"/>
+                <w:sz w:val="21"/>
               </w:rPr>
-              <w:t>{{TASK_ROW_2}}</w:t>
+              <w:t>□ 已有  □ 无，请技术人员建模</w:t>
+            </w:r>
+          </w:p>
+        </w:tc>
+      </w:tr>
+      <w:tr>
+        <w:tc>
+          <w:tcPr>
+            <w:tcW w:type="dxa" w:w="2268"/>
+            <w:vAlign w:val="center"/>
+            <w:shd w:fill="DDEBF7"/>
+          </w:tcPr>
+          <w:p>
+            <w:r/>
+            <w:r>
+              <w:rPr>
+                <w:b/>
+                <w:sz w:val="21"/>
+              </w:rPr>
+              <w:t>希望获得的结果</w:t>
             </w:r>
           </w:p>
         </w:tc>
         <w:tc>
           <w:tcPr>
-            <w:tcW w:type="dxa" w:w="1928"/>
-            <w:tcBorders>
-              <w:top w:val="single" w:sz="8" w:color="0070C0"/>
-              <w:left w:val="single" w:sz="8" w:color="0070C0"/>
-              <w:bottom w:val="single" w:sz="8" w:color="0070C0"/>
-              <w:right w:val="single" w:sz="8" w:color="0070C0"/>
-              <w:insideH w:val="single" w:sz="8" w:color="0070C0"/>
-              <w:insideV w:val="single" w:sz="8" w:color="0070C0"/>
-            </w:tcBorders>
+            <w:tcW w:type="dxa" w:w="6803"/>
             <w:vAlign w:val="center"/>
           </w:tcPr>
           <w:p>
             <w:pPr>
-              <w:spacing w:after="0" w:before="0"/>
+              <w:spacing w:after="240"/>
             </w:pPr>
             <w:r/>
             <w:r>
               <w:rPr>
-                <w:rFonts w:ascii="Microsoft YaHei" w:hAnsi="Microsoft YaHei" w:eastAsia="微软雅黑"/>
                 <w:b w:val="0"/>
-                <w:sz w:val="16"/>
+                <w:sz w:val="21"/>
               </w:rPr>
-              <w:t>{{TASK_ROW_3}}</w:t>
+            </w:r>
+          </w:p>
+        </w:tc>
+      </w:tr>
+      <w:tr>
+        <w:tc>
+          <w:tcPr>
+            <w:tcW w:type="dxa" w:w="2268"/>
+            <w:vAlign w:val="center"/>
+            <w:shd w:fill="DDEBF7"/>
+          </w:tcPr>
+          <w:p>
+            <w:r/>
+            <w:r>
+              <w:rPr>
+                <w:b/>
+                <w:sz w:val="21"/>
+              </w:rPr>
+              <w:t>其他说明</w:t>
             </w:r>
           </w:p>
         </w:tc>
         <w:tc>
           <w:tcPr>
-            <w:tcW w:type="dxa" w:w="2381"/>
-            <w:tcBorders>
-              <w:top w:val="single" w:sz="8" w:color="0070C0"/>
-              <w:left w:val="single" w:sz="8" w:color="0070C0"/>
-              <w:bottom w:val="single" w:sz="8" w:color="0070C0"/>
-              <w:right w:val="single" w:sz="8" w:color="0070C0"/>
-              <w:insideH w:val="single" w:sz="8" w:color="0070C0"/>
-              <w:insideV w:val="single" w:sz="8" w:color="0070C0"/>
-            </w:tcBorders>
+            <w:tcW w:type="dxa" w:w="6803"/>
             <w:vAlign w:val="center"/>
           </w:tcPr>
           <w:p>
             <w:pPr>
-              <w:spacing w:after="0" w:before="0"/>
+              <w:spacing w:after="240"/>
             </w:pPr>
             <w:r/>
             <w:r>
               <w:rPr>
-                <w:rFonts w:ascii="Microsoft YaHei" w:hAnsi="Microsoft YaHei" w:eastAsia="微软雅黑"/>
                 <w:b w:val="0"/>
-                <w:sz w:val="16"/>
+                <w:sz w:val="21"/>
               </w:rPr>
-              <w:t>{{TASK_ROW_4}}</w:t>
-            </w:r>
-          </w:p>
-        </w:tc>
-        <w:tc>
-          <w:tcPr>
-            <w:tcW w:type="dxa" w:w="2268"/>
-            <w:tcBorders>
-              <w:top w:val="single" w:sz="8" w:color="0070C0"/>
-              <w:left w:val="single" w:sz="8" w:color="0070C0"/>
-              <w:bottom w:val="single" w:sz="8" w:color="0070C0"/>
-              <w:right w:val="single" w:sz="8" w:color="0070C0"/>
-              <w:insideH w:val="single" w:sz="8" w:color="0070C0"/>
-              <w:insideV w:val="single" w:sz="8" w:color="0070C0"/>
-            </w:tcBorders>
-            <w:vAlign w:val="center"/>
-          </w:tcPr>
-          <w:p>
-            <w:pPr>
-              <w:spacing w:after="0" w:before="0"/>
-            </w:pPr>
-            <w:r/>
-            <w:r>
-              <w:rPr>
-                <w:rFonts w:ascii="Microsoft YaHei" w:hAnsi="Microsoft YaHei" w:eastAsia="微软雅黑"/>
-                <w:b w:val="0"/>
-                <w:sz w:val="16"/>
-              </w:rPr>
-              <w:t>{{TASK_ROW_5}}</w:t>
-            </w:r>
-          </w:p>
-        </w:tc>
-        <w:tc>
-          <w:tcPr>
-            <w:tcW w:type="dxa" w:w="1361"/>
-            <w:tcBorders>
-              <w:top w:val="single" w:sz="8" w:color="0070C0"/>
-              <w:left w:val="single" w:sz="8" w:color="0070C0"/>
-              <w:bottom w:val="single" w:sz="8" w:color="0070C0"/>
-              <w:right w:val="single" w:sz="8" w:color="0070C0"/>
-              <w:insideH w:val="single" w:sz="8" w:color="0070C0"/>
-              <w:insideV w:val="single" w:sz="8" w:color="0070C0"/>
-            </w:tcBorders>
-            <w:vAlign w:val="center"/>
-          </w:tcPr>
-          <w:p>
-            <w:pPr>
-              <w:spacing w:after="0" w:before="0"/>
-            </w:pPr>
-            <w:r/>
-            <w:r>
-              <w:rPr>
-                <w:rFonts w:ascii="Microsoft YaHei" w:hAnsi="Microsoft YaHei" w:eastAsia="微软雅黑"/>
-                <w:b w:val="0"/>
-                <w:sz w:val="16"/>
-              </w:rPr>
-              <w:t>{{TASK_ROW_6}}</w:t>
             </w:r>
           </w:p>
         </w:tc>
       </w:tr>
     </w:tbl>
     <w:p>
-      <w:pPr>
-        <w:spacing w:before="100" w:after="0"/>
-      </w:pPr>
       <w:r>
-        <w:rPr>
-          <w:b/>
-        </w:rPr>
-        <w:t>注意事项：</w:t>
-      </w:r>
-    </w:p>
-    <w:p>
-      <w:pPr>
-        <w:spacing w:after="0" w:line="240" w:lineRule="auto"/>
-        <w:ind w:left="57"/>
-      </w:pPr>
-      <w:r>
-        <w:rPr>
-          <w:sz w:val="17"/>
-        </w:rPr>
-        <w:t>1. 请尽量提供可直接使用的结构文件及必要的实验条件；信息不足时，技术人员将先进行可行性评估。</w:t>
-      </w:r>
-    </w:p>
-    <w:p>
-      <w:pPr>
-        <w:spacing w:after="0" w:line="240" w:lineRule="auto"/>
-        <w:ind w:left="57"/>
-      </w:pPr>
-      <w:r>
-        <w:rPr>
-          <w:sz w:val="17"/>
-        </w:rPr>
-        <w:t>2. 计算方案、模型规模、精度和交付周期以双方确认的正式报价或技术方案为准。</w:t>
-      </w:r>
-    </w:p>
-    <w:p>
-      <w:pPr>
-        <w:spacing w:after="0" w:line="240" w:lineRule="auto"/>
-        <w:ind w:left="57"/>
-      </w:pPr>
-      <w:r>
-        <w:rPr>
-          <w:sz w:val="17"/>
-        </w:rPr>
-        <w:t>3. 默认提供计算结果、关键数据和简要分析；论文撰写、深度机理分析及审稿回复需另行确认。</w:t>
-      </w:r>
-    </w:p>
-    <w:p>
-      <w:pPr>
-        <w:spacing w:after="0" w:line="240" w:lineRule="auto"/>
-        <w:ind w:left="57"/>
-      </w:pPr>
-      <w:r>
-        <w:rPr>
-          <w:sz w:val="17"/>
-        </w:rPr>
-        <w:t>4. 客户应确保所提交数据和文件具有合法使用权限；涉及保密资料时请提前说明。</w:t>
+        <w:t>说明：仅填写已知信息；不确定的内容可写“请技术人员评估”。填写后可在对应项目页面作为附件上传。</w:t>
       </w:r>
     </w:p>
     <w:sectPr>
-      <w:footerReference w:type="default" r:id="rId9"/>
       <w:pgSz w:w="12240" w:h="15840"/>
-      <w:pgMar w:top="709" w:right="765" w:bottom="765" w:left="765" w:header="340" w:footer="369" w:gutter="0"/>
+      <w:pgMar w:top="850" w:right="964" w:bottom="850" w:left="964" w:header="720" w:footer="720" w:gutter="0"/>
       <w:cols w:space="720"/>
       <w:docGrid w:linePitch="360"/>
     </w:sectPr>
   </w:body>
 </w:document>
-</file>
-
-<file path=word/footer1.xml><?xml version="1.0" encoding="utf-8"?>
-<w:ftr xmlns:m="http://schemas.openxmlformats.org/officeDocument/2006/math" xmlns:mc="http://schemas.openxmlformats.org/markup-compatibility/2006" xmlns:mo="http://schemas.microsoft.com/office/mac/office/2008/main" xmlns:mv="urn:schemas-microsoft-com:mac:vml" xmlns:o="urn:schemas-microsoft-com:office:office" xmlns:r="http://schemas.openxmlformats.org/officeDocument/2006/relationships" xmlns:v="urn:schemas-microsoft-com:vml" xmlns:w10="urn:schemas-microsoft-com:office:word" xmlns:w14="http://schemas.microsoft.com/office/word/2010/wordml" xmlns:w="http://schemas.openxmlformats.org/wordprocessingml/2006/main" xmlns:wne="http://schemas.microsoft.com/office/word/2006/wordml" xmlns:wp14="http://schemas.microsoft.com/office/word/2010/wordprocessingDrawing" xmlns:wp="http://schemas.openxmlformats.org/drawingml/2006/wordprocessingDrawing" xmlns:wpc="http://schemas.microsoft.com/office/word/2010/wordprocessingCanvas" xmlns:wpg="http://schemas.microsoft.com/office/word/2010/wordprocessingGroup" xmlns:wpi="http://schemas.microsoft.com/office/word/2010/wordprocessingInk" xmlns:wps="http://schemas.microsoft.com/office/word/2010/wordprocessingShape" mc:Ignorable="w14 wp14">
-  <w:p>
-    <w:pPr>
-      <w:pStyle w:val="Footer"/>
-      <w:jc w:val="center"/>
-    </w:pPr>
-    <w:r>
-      <w:rPr>
-        <w:color w:val="595959"/>
-        <w:sz w:val="15"/>
-      </w:rPr>
-      <w:t>上海红祺腾达信息技术有限公司  |  www.hongqitengda.com  |  以最终确认的技术方案为准</w:t>
-    </w:r>
-  </w:p>
-</w:ftr>
 </file>
 
 <file path=word/numbering.xml><?xml version="1.0" encoding="utf-8"?>
@@ -2210,10 +784,6 @@
     <w:name w:val="Normal"/>
     <w:qFormat/>
     <w:rsid w:val="00FC693F"/>
-    <w:rPr>
-      <w:rFonts w:ascii="Microsoft YaHei" w:hAnsi="Microsoft YaHei" w:eastAsia="微软雅黑"/>
-      <w:sz w:val="19"/>
-    </w:rPr>
   </w:style>
   <w:style w:type="paragraph" w:styleId="Header">
     <w:name w:val="header"/>
